--- a/rus/docx/12.content.docx
+++ b/rus/docx/12.content.docx
@@ -19,7 +19,7 @@
         <w:rPr>
           <w:lang w:val="ru_RU" w:bidi="ru_RU"/>
         </w:rPr>
-        <w:t>Resource: Заметки к учебнику - Вступления к книгам (Тиндейл)</w:t>
+        <w:t>Resource: Tyndale Open Study Notes</w:t>
       </w:r>
       <w:r>
         <w:rPr>
@@ -112,7 +112,7 @@
         <w:rPr>
           <w:lang w:val="ru_RU" w:bidi="ru_RU"/>
         </w:rPr>
-        <w:t>Заметки к учебнику - Вступления к книгам (Тиндейл)</w:t>
+        <w:t>Tyndale Open Study Notes</w:t>
       </w:r>
     </w:p>
     <w:p>

--- a/rus/docx/12.content.docx
+++ b/rus/docx/12.content.docx
@@ -19,7 +19,7 @@
         <w:rPr>
           <w:lang w:val="ru_RU" w:bidi="ru_RU"/>
         </w:rPr>
-        <w:t>Resource: Tyndale Open Study Notes</w:t>
+        <w:t>Resource: Aquifer Open Study Notes (Book Intros)</w:t>
       </w:r>
       <w:r>
         <w:rPr>
@@ -112,7 +112,7 @@
         <w:rPr>
           <w:lang w:val="ru_RU" w:bidi="ru_RU"/>
         </w:rPr>
-        <w:t>Tyndale Open Study Notes</w:t>
+        <w:t>Aquifer Open Study Notes (Book Intros)</w:t>
       </w:r>
     </w:p>
     <w:p>

--- a/rus/docx/12.content.docx
+++ b/rus/docx/12.content.docx
@@ -283,72 +283,48 @@
         </w:rPr>
         <w:t xml:space="preserve">Четвёртая книга Царств построена вокруг правления царей Израиля и Иудеи. Рассматриваются четыре различных периода: (1) последние годы третьей династии Северного царства (853–841 гг. до н.э., </w:t>
       </w:r>
-      <w:hyperlink r:id="rId13">
-        <w:r>
-          <w:rPr>
-            <w:lang w:val="ru_RU" w:bidi="ru_RU"/>
-          </w:rPr>
-          <w:rPr>
-            <w:color w:val="0000EE"/>
-            <w:u w:val="single"/>
-          </w:rPr>
-          <w:t>1:1–9:37</w:t>
-        </w:r>
-      </w:hyperlink>
+      <w:r>
+        <w:rPr>
+          <w:lang w:val="ru_RU" w:bidi="ru_RU"/>
+        </w:rPr>
+        <w:t>1:1–9:37</w:t>
+      </w:r>
       <w:r>
         <w:rPr>
           <w:lang w:val="ru_RU" w:bidi="ru_RU"/>
         </w:rPr>
         <w:t xml:space="preserve">), (2) эпоха четвертой династии Северного царства (841–752 гг. до н.э., </w:t>
       </w:r>
-      <w:hyperlink r:id="rId14">
-        <w:r>
-          <w:rPr>
-            <w:lang w:val="ru_RU" w:bidi="ru_RU"/>
-          </w:rPr>
-          <w:rPr>
-            <w:color w:val="0000EE"/>
-            <w:u w:val="single"/>
-          </w:rPr>
-          <w:t>10:1–15:12</w:t>
-        </w:r>
-      </w:hyperlink>
+      <w:r>
+        <w:rPr>
+          <w:lang w:val="ru_RU" w:bidi="ru_RU"/>
+        </w:rPr>
+        <w:t>10:1–15:12</w:t>
+      </w:r>
       <w:r>
         <w:rPr>
           <w:lang w:val="ru_RU" w:bidi="ru_RU"/>
         </w:rPr>
         <w:t xml:space="preserve">), (3) период упадка и падение Северного царства (752–722 гг. до н.э., </w:t>
       </w:r>
-      <w:hyperlink r:id="rId15">
-        <w:r>
-          <w:rPr>
-            <w:lang w:val="ru_RU" w:bidi="ru_RU"/>
-          </w:rPr>
-          <w:rPr>
-            <w:color w:val="0000EE"/>
-            <w:u w:val="single"/>
-          </w:rPr>
-          <w:t>15:13–17:41</w:t>
-        </w:r>
-      </w:hyperlink>
+      <w:r>
+        <w:rPr>
+          <w:lang w:val="ru_RU" w:bidi="ru_RU"/>
+        </w:rPr>
+        <w:t>15:13–17:41</w:t>
+      </w:r>
       <w:r>
         <w:rPr>
           <w:lang w:val="ru_RU" w:bidi="ru_RU"/>
         </w:rPr>
         <w:t xml:space="preserve">) и (4) заключительная эпоха Южного царства (722–586 гг. до н.э., </w:t>
       </w:r>
-      <w:hyperlink r:id="rId16">
-        <w:r>
-          <w:rPr>
-            <w:lang w:val="ru_RU" w:bidi="ru_RU"/>
-          </w:rPr>
-          <w:rPr>
-            <w:color w:val="0000EE"/>
-            <w:u w:val="single"/>
-          </w:rPr>
-          <w:t>18:1–25:30</w:t>
-        </w:r>
-      </w:hyperlink>
+      <w:r>
+        <w:rPr>
+          <w:lang w:val="ru_RU" w:bidi="ru_RU"/>
+        </w:rPr>
+        <w:t>18:1–25:30</w:t>
+      </w:r>
       <w:r>
         <w:rPr>
           <w:lang w:val="ru_RU" w:bidi="ru_RU"/>
@@ -369,72 +345,48 @@
         </w:rPr>
         <w:t>Книга начинается с несчастного случая, ставшего причиной смерти израильского царя Охозии (</w:t>
       </w:r>
-      <w:hyperlink r:id="rId17">
-        <w:r>
-          <w:rPr>
-            <w:lang w:val="ru_RU" w:bidi="ru_RU"/>
-          </w:rPr>
-          <w:rPr>
-            <w:color w:val="0000EE"/>
-            <w:u w:val="single"/>
-          </w:rPr>
-          <w:t>1:1–18</w:t>
-        </w:r>
-      </w:hyperlink>
+      <w:r>
+        <w:rPr>
+          <w:lang w:val="ru_RU" w:bidi="ru_RU"/>
+        </w:rPr>
+        <w:t>1:1–18</w:t>
+      </w:r>
       <w:r>
         <w:rPr>
           <w:lang w:val="ru_RU" w:bidi="ru_RU"/>
         </w:rPr>
         <w:t>), и с заключительного события из жизни Илии, когда Бог взял его на небеса (</w:t>
       </w:r>
-      <w:hyperlink r:id="rId18">
-        <w:r>
-          <w:rPr>
-            <w:lang w:val="ru_RU" w:bidi="ru_RU"/>
-          </w:rPr>
-          <w:rPr>
-            <w:color w:val="0000EE"/>
-            <w:u w:val="single"/>
-          </w:rPr>
-          <w:t>2:1–12</w:t>
-        </w:r>
-      </w:hyperlink>
+      <w:r>
+        <w:rPr>
+          <w:lang w:val="ru_RU" w:bidi="ru_RU"/>
+        </w:rPr>
+        <w:t>2:1–12</w:t>
+      </w:r>
       <w:r>
         <w:rPr>
           <w:lang w:val="ru_RU" w:bidi="ru_RU"/>
         </w:rPr>
         <w:t>). Милоть (плащ пророка) Илии перешла Елисею, а следующие несколько глав повествуют о чудесах и советах этого пророка (</w:t>
       </w:r>
-      <w:hyperlink r:id="rId19">
-        <w:r>
-          <w:rPr>
-            <w:lang w:val="ru_RU" w:bidi="ru_RU"/>
-          </w:rPr>
-          <w:rPr>
-            <w:color w:val="0000EE"/>
-            <w:u w:val="single"/>
-          </w:rPr>
-          <w:t>2:12–8:15</w:t>
-        </w:r>
-      </w:hyperlink>
+      <w:r>
+        <w:rPr>
+          <w:lang w:val="ru_RU" w:bidi="ru_RU"/>
+        </w:rPr>
+        <w:t>2:12–8:15</w:t>
+      </w:r>
       <w:r>
         <w:rPr>
           <w:lang w:val="ru_RU" w:bidi="ru_RU"/>
         </w:rPr>
         <w:t xml:space="preserve">; см. </w:t>
       </w:r>
-      <w:hyperlink r:id="rId20">
-        <w:r>
-          <w:rPr>
-            <w:lang w:val="ru_RU" w:bidi="ru_RU"/>
-          </w:rPr>
-          <w:rPr>
-            <w:color w:val="0000EE"/>
-            <w:u w:val="single"/>
-          </w:rPr>
-          <w:t>9:1–10</w:t>
-        </w:r>
-      </w:hyperlink>
+      <w:r>
+        <w:rPr>
+          <w:lang w:val="ru_RU" w:bidi="ru_RU"/>
+        </w:rPr>
+        <w:t>9:1–10</w:t>
+      </w:r>
       <w:r>
         <w:rPr>
           <w:lang w:val="ru_RU" w:bidi="ru_RU"/>
@@ -455,90 +407,60 @@
         </w:rPr>
         <w:t>Повествование о правлении иудейских царей Иорама и Охозии (</w:t>
       </w:r>
-      <w:hyperlink r:id="rId21">
-        <w:r>
-          <w:rPr>
-            <w:lang w:val="ru_RU" w:bidi="ru_RU"/>
-          </w:rPr>
-          <w:rPr>
-            <w:color w:val="0000EE"/>
-            <w:u w:val="single"/>
-          </w:rPr>
-          <w:t>8:16–29</w:t>
-        </w:r>
-      </w:hyperlink>
+      <w:r>
+        <w:rPr>
+          <w:lang w:val="ru_RU" w:bidi="ru_RU"/>
+        </w:rPr>
+        <w:t>8:16–29</w:t>
+      </w:r>
       <w:r>
         <w:rPr>
           <w:lang w:val="ru_RU" w:bidi="ru_RU"/>
         </w:rPr>
         <w:t>) приводит нас к поворотному 841 г. до н.э., когда Ииуй убил царей Иорама и Охозию. Ииуй также казнил Иезавель, оставшихся в живых членов семьи Ахава и всех тех, кто поклонялся Ваалу (</w:t>
       </w:r>
-      <w:hyperlink r:id="rId22">
-        <w:r>
-          <w:rPr>
-            <w:lang w:val="ru_RU" w:bidi="ru_RU"/>
-          </w:rPr>
-          <w:rPr>
-            <w:color w:val="0000EE"/>
-            <w:u w:val="single"/>
-          </w:rPr>
-          <w:t>9:11–10:29</w:t>
-        </w:r>
-      </w:hyperlink>
+      <w:r>
+        <w:rPr>
+          <w:lang w:val="ru_RU" w:bidi="ru_RU"/>
+        </w:rPr>
+        <w:t>9:11–10:29</w:t>
+      </w:r>
       <w:r>
         <w:rPr>
           <w:lang w:val="ru_RU" w:bidi="ru_RU"/>
         </w:rPr>
         <w:t>). Так началось 28-летнее правление Ииуя (</w:t>
       </w:r>
-      <w:hyperlink r:id="rId23">
-        <w:r>
-          <w:rPr>
-            <w:lang w:val="ru_RU" w:bidi="ru_RU"/>
-          </w:rPr>
-          <w:rPr>
-            <w:color w:val="0000EE"/>
-            <w:u w:val="single"/>
-          </w:rPr>
-          <w:t>10:30–36</w:t>
-        </w:r>
-      </w:hyperlink>
+      <w:r>
+        <w:rPr>
+          <w:lang w:val="ru_RU" w:bidi="ru_RU"/>
+        </w:rPr>
+        <w:t>10:30–36</w:t>
+      </w:r>
       <w:r>
         <w:rPr>
           <w:lang w:val="ru_RU" w:bidi="ru_RU"/>
         </w:rPr>
         <w:t>). В то же время Гофолия (</w:t>
       </w:r>
-      <w:hyperlink r:id="rId24">
-        <w:r>
-          <w:rPr>
-            <w:lang w:val="ru_RU" w:bidi="ru_RU"/>
-          </w:rPr>
-          <w:rPr>
-            <w:color w:val="0000EE"/>
-            <w:u w:val="single"/>
-          </w:rPr>
-          <w:t>11:1–20</w:t>
-        </w:r>
-      </w:hyperlink>
+      <w:r>
+        <w:rPr>
+          <w:lang w:val="ru_RU" w:bidi="ru_RU"/>
+        </w:rPr>
+        <w:t>11:1–20</w:t>
+      </w:r>
       <w:r>
         <w:rPr>
           <w:lang w:val="ru_RU" w:bidi="ru_RU"/>
         </w:rPr>
         <w:t>) узурпировала иудейский трон и правила в течение 6 лет, пока сторонники династии Давида не провозгласили царём юного Иоаса (</w:t>
       </w:r>
-      <w:hyperlink r:id="rId25">
-        <w:r>
-          <w:rPr>
-            <w:lang w:val="ru_RU" w:bidi="ru_RU"/>
-          </w:rPr>
-          <w:rPr>
-            <w:color w:val="0000EE"/>
-            <w:u w:val="single"/>
-          </w:rPr>
-          <w:t>12:1–21</w:t>
-        </w:r>
-      </w:hyperlink>
+      <w:r>
+        <w:rPr>
+          <w:lang w:val="ru_RU" w:bidi="ru_RU"/>
+        </w:rPr>
+        <w:t>12:1–21</w:t>
+      </w:r>
       <w:r>
         <w:rPr>
           <w:lang w:val="ru_RU" w:bidi="ru_RU"/>
@@ -559,90 +481,60 @@
         </w:rPr>
         <w:t>Некоторое время царства-близнецы процветали (</w:t>
       </w:r>
-      <w:hyperlink r:id="rId26">
-        <w:r>
-          <w:rPr>
-            <w:lang w:val="ru_RU" w:bidi="ru_RU"/>
-          </w:rPr>
-          <w:rPr>
-            <w:color w:val="0000EE"/>
-            <w:u w:val="single"/>
-          </w:rPr>
-          <w:t>14:23–15:7</w:t>
-        </w:r>
-      </w:hyperlink>
+      <w:r>
+        <w:rPr>
+          <w:lang w:val="ru_RU" w:bidi="ru_RU"/>
+        </w:rPr>
+        <w:t>14:23–15:7</w:t>
+      </w:r>
       <w:r>
         <w:rPr>
           <w:lang w:val="ru_RU" w:bidi="ru_RU"/>
         </w:rPr>
         <w:t>), но Северное царство продолжало творить зло и пришло в упадок: за убийством Захарии (</w:t>
       </w:r>
-      <w:hyperlink r:id="rId27">
-        <w:r>
-          <w:rPr>
-            <w:lang w:val="ru_RU" w:bidi="ru_RU"/>
-          </w:rPr>
-          <w:rPr>
-            <w:color w:val="0000EE"/>
-            <w:u w:val="single"/>
-          </w:rPr>
-          <w:t>15:8–12</w:t>
-        </w:r>
-      </w:hyperlink>
+      <w:r>
+        <w:rPr>
+          <w:lang w:val="ru_RU" w:bidi="ru_RU"/>
+        </w:rPr>
+        <w:t>15:8–12</w:t>
+      </w:r>
       <w:r>
         <w:rPr>
           <w:lang w:val="ru_RU" w:bidi="ru_RU"/>
         </w:rPr>
         <w:t>) последовало короткое правление Селлума, Менаима, Факия, Факея и Осии (</w:t>
       </w:r>
-      <w:hyperlink r:id="rId28">
-        <w:r>
-          <w:rPr>
-            <w:lang w:val="ru_RU" w:bidi="ru_RU"/>
-          </w:rPr>
-          <w:rPr>
-            <w:color w:val="0000EE"/>
-            <w:u w:val="single"/>
-          </w:rPr>
-          <w:t>15:13–17:2</w:t>
-        </w:r>
-      </w:hyperlink>
+      <w:r>
+        <w:rPr>
+          <w:lang w:val="ru_RU" w:bidi="ru_RU"/>
+        </w:rPr>
+        <w:t>15:13–17:2</w:t>
+      </w:r>
       <w:r>
         <w:rPr>
           <w:lang w:val="ru_RU" w:bidi="ru_RU"/>
         </w:rPr>
         <w:t>). Осия, последний царь Северного царства Израиль (732–722 гг. до н.э.), по глупости доверился Египту и восстал против Ассирии, что привело к захвату Самарии и к концу Северного царства в 722 г. до н.э. (</w:t>
       </w:r>
-      <w:hyperlink r:id="rId29">
-        <w:r>
-          <w:rPr>
-            <w:lang w:val="ru_RU" w:bidi="ru_RU"/>
-          </w:rPr>
-          <w:rPr>
-            <w:color w:val="0000EE"/>
-            <w:u w:val="single"/>
-          </w:rPr>
-          <w:t>17:3–6</w:t>
-        </w:r>
-      </w:hyperlink>
+      <w:r>
+        <w:rPr>
+          <w:lang w:val="ru_RU" w:bidi="ru_RU"/>
+        </w:rPr>
+        <w:t>17:3–6</w:t>
+      </w:r>
       <w:r>
         <w:rPr>
           <w:lang w:val="ru_RU" w:bidi="ru_RU"/>
         </w:rPr>
         <w:t>). После этого рассказывается о причинах падения Израиля и о том, как была заселена Самария после того, как израильтяне были уведены в плен, а на их место было переселены другие народы (</w:t>
       </w:r>
-      <w:hyperlink r:id="rId30">
-        <w:r>
-          <w:rPr>
-            <w:lang w:val="ru_RU" w:bidi="ru_RU"/>
-          </w:rPr>
-          <w:rPr>
-            <w:color w:val="0000EE"/>
-            <w:u w:val="single"/>
-          </w:rPr>
-          <w:t>17:7–41</w:t>
-        </w:r>
-      </w:hyperlink>
+      <w:r>
+        <w:rPr>
+          <w:lang w:val="ru_RU" w:bidi="ru_RU"/>
+        </w:rPr>
+        <w:t>17:7–41</w:t>
+      </w:r>
       <w:r>
         <w:rPr>
           <w:lang w:val="ru_RU" w:bidi="ru_RU"/>
@@ -663,144 +555,96 @@
         </w:rPr>
         <w:t>Заключительный раздел Четвёртой книги Царств (</w:t>
       </w:r>
-      <w:hyperlink r:id="rId16">
-        <w:r>
-          <w:rPr>
-            <w:lang w:val="ru_RU" w:bidi="ru_RU"/>
-          </w:rPr>
-          <w:rPr>
-            <w:color w:val="0000EE"/>
-            <w:u w:val="single"/>
-          </w:rPr>
-          <w:t>18:1–25:30</w:t>
-        </w:r>
-      </w:hyperlink>
+      <w:r>
+        <w:rPr>
+          <w:lang w:val="ru_RU" w:bidi="ru_RU"/>
+        </w:rPr>
+        <w:t>18:1–25:30</w:t>
+      </w:r>
       <w:r>
         <w:rPr>
           <w:lang w:val="ru_RU" w:bidi="ru_RU"/>
         </w:rPr>
         <w:t>) рассказывает о судьбе Южного царства Иуды. Царь Езекия запомнился своим доверием Богу во время ассирийской угрозы (</w:t>
       </w:r>
-      <w:hyperlink r:id="rId31">
-        <w:r>
-          <w:rPr>
-            <w:lang w:val="ru_RU" w:bidi="ru_RU"/>
-          </w:rPr>
-          <w:rPr>
-            <w:color w:val="0000EE"/>
-            <w:u w:val="single"/>
-          </w:rPr>
-          <w:t>18:5–6</w:t>
-        </w:r>
-      </w:hyperlink>
+      <w:r>
+        <w:rPr>
+          <w:lang w:val="ru_RU" w:bidi="ru_RU"/>
+        </w:rPr>
+        <w:t>18:5–6</w:t>
+      </w:r>
       <w:r>
         <w:rPr>
           <w:lang w:val="ru_RU" w:bidi="ru_RU"/>
         </w:rPr>
         <w:t xml:space="preserve">; см. </w:t>
       </w:r>
-      <w:hyperlink r:id="rId32">
-        <w:r>
-          <w:rPr>
-            <w:lang w:val="ru_RU" w:bidi="ru_RU"/>
-          </w:rPr>
-          <w:rPr>
-            <w:color w:val="0000EE"/>
-            <w:u w:val="single"/>
-          </w:rPr>
-          <w:t>18:13–20:11</w:t>
-        </w:r>
-      </w:hyperlink>
+      <w:r>
+        <w:rPr>
+          <w:lang w:val="ru_RU" w:bidi="ru_RU"/>
+        </w:rPr>
+        <w:t>18:13–20:11</w:t>
+      </w:r>
       <w:r>
         <w:rPr>
           <w:lang w:val="ru_RU" w:bidi="ru_RU"/>
         </w:rPr>
         <w:t>), и также царь Иосия заслуживает похвалы за свою преданность закону Господа (</w:t>
       </w:r>
-      <w:hyperlink r:id="rId33">
-        <w:r>
-          <w:rPr>
-            <w:lang w:val="ru_RU" w:bidi="ru_RU"/>
-          </w:rPr>
-          <w:rPr>
-            <w:color w:val="0000EE"/>
-            <w:u w:val="single"/>
-          </w:rPr>
-          <w:t>23:19</w:t>
-        </w:r>
-      </w:hyperlink>
+      <w:r>
+        <w:rPr>
+          <w:lang w:val="ru_RU" w:bidi="ru_RU"/>
+        </w:rPr>
+        <w:t>23:19</w:t>
+      </w:r>
       <w:r>
         <w:rPr>
           <w:lang w:val="ru_RU" w:bidi="ru_RU"/>
         </w:rPr>
         <w:t xml:space="preserve">; см. </w:t>
       </w:r>
-      <w:hyperlink r:id="rId34">
-        <w:r>
-          <w:rPr>
-            <w:lang w:val="ru_RU" w:bidi="ru_RU"/>
-          </w:rPr>
-          <w:rPr>
-            <w:color w:val="0000EE"/>
-            <w:u w:val="single"/>
-          </w:rPr>
-          <w:t>22:8–23:25</w:t>
-        </w:r>
-      </w:hyperlink>
+      <w:r>
+        <w:rPr>
+          <w:lang w:val="ru_RU" w:bidi="ru_RU"/>
+        </w:rPr>
+        <w:t>22:8–23:25</w:t>
+      </w:r>
       <w:r>
         <w:rPr>
           <w:lang w:val="ru_RU" w:bidi="ru_RU"/>
         </w:rPr>
         <w:t>). Однако даже эти два царя совершали серьёзные ошибки (</w:t>
       </w:r>
-      <w:hyperlink r:id="rId35">
-        <w:r>
-          <w:rPr>
-            <w:lang w:val="ru_RU" w:bidi="ru_RU"/>
-          </w:rPr>
-          <w:rPr>
-            <w:color w:val="0000EE"/>
-            <w:u w:val="single"/>
-          </w:rPr>
-          <w:t>20:12–19</w:t>
-        </w:r>
-      </w:hyperlink>
+      <w:r>
+        <w:rPr>
+          <w:lang w:val="ru_RU" w:bidi="ru_RU"/>
+        </w:rPr>
+        <w:t>20:12–19</w:t>
+      </w:r>
       <w:r>
         <w:rPr>
           <w:lang w:val="ru_RU" w:bidi="ru_RU"/>
         </w:rPr>
         <w:t xml:space="preserve">; </w:t>
       </w:r>
-      <w:hyperlink r:id="rId36">
-        <w:r>
-          <w:rPr>
-            <w:lang w:val="ru_RU" w:bidi="ru_RU"/>
-          </w:rPr>
-          <w:rPr>
-            <w:color w:val="0000EE"/>
-            <w:u w:val="single"/>
-          </w:rPr>
-          <w:t>23:29–30</w:t>
-        </w:r>
-      </w:hyperlink>
+      <w:r>
+        <w:rPr>
+          <w:lang w:val="ru_RU" w:bidi="ru_RU"/>
+        </w:rPr>
+        <w:t>23:29–30</w:t>
+      </w:r>
       <w:r>
         <w:rPr>
           <w:lang w:val="ru_RU" w:bidi="ru_RU"/>
         </w:rPr>
         <w:t xml:space="preserve">; см. </w:t>
       </w:r>
-      <w:hyperlink r:id="rId37">
-        <w:r>
-          <w:rPr>
-            <w:lang w:val="ru_RU" w:bidi="ru_RU"/>
-          </w:rPr>
-          <w:rPr>
-            <w:color w:val="0000EE"/>
-            <w:u w:val="single"/>
-          </w:rPr>
-          <w:t>2Пар.35:20–25</w:t>
-        </w:r>
-      </w:hyperlink>
+      <w:r>
+        <w:rPr>
+          <w:lang w:val="ru_RU" w:bidi="ru_RU"/>
+        </w:rPr>
+        <w:t>2Пар.35:20–25</w:t>
+      </w:r>
       <w:r>
         <w:rPr>
           <w:lang w:val="ru_RU" w:bidi="ru_RU"/>
@@ -821,36 +665,24 @@
         </w:rPr>
         <w:t>После смерти Иосии последние цари Иудеи совершали зло в глазах Господа, и Южное царство было разорено и окончательно разрушено вавилонским царём Навуходоносором II (</w:t>
       </w:r>
-      <w:hyperlink r:id="rId38">
-        <w:r>
-          <w:rPr>
-            <w:lang w:val="ru_RU" w:bidi="ru_RU"/>
-          </w:rPr>
-          <w:rPr>
-            <w:color w:val="0000EE"/>
-            <w:u w:val="single"/>
-          </w:rPr>
-          <w:t>4Цар.23:31–25:21</w:t>
-        </w:r>
-      </w:hyperlink>
+      <w:r>
+        <w:rPr>
+          <w:lang w:val="ru_RU" w:bidi="ru_RU"/>
+        </w:rPr>
+        <w:t>4Цар.23:31–25:21</w:t>
+      </w:r>
       <w:r>
         <w:rPr>
           <w:lang w:val="ru_RU" w:bidi="ru_RU"/>
         </w:rPr>
         <w:t xml:space="preserve">). Предсказанный пророками Божий суд совершился (см. </w:t>
       </w:r>
-      <w:hyperlink r:id="rId39">
-        <w:r>
-          <w:rPr>
-            <w:lang w:val="ru_RU" w:bidi="ru_RU"/>
-          </w:rPr>
-          <w:rPr>
-            <w:color w:val="0000EE"/>
-            <w:u w:val="single"/>
-          </w:rPr>
-          <w:t>Иер.38:17–23</w:t>
-        </w:r>
-      </w:hyperlink>
+      <w:r>
+        <w:rPr>
+          <w:lang w:val="ru_RU" w:bidi="ru_RU"/>
+        </w:rPr>
+        <w:t>Иер.38:17–23</w:t>
+      </w:r>
       <w:r>
         <w:rPr>
           <w:lang w:val="ru_RU" w:bidi="ru_RU"/>
@@ -871,36 +703,24 @@
         </w:rPr>
         <w:t>Четвёртая книга Царств заканчивается двумя добавочными рассказами. Первый из них касается событий в Иудее после падения Иерусалима (</w:t>
       </w:r>
-      <w:hyperlink r:id="rId40">
-        <w:r>
-          <w:rPr>
-            <w:lang w:val="ru_RU" w:bidi="ru_RU"/>
-          </w:rPr>
-          <w:rPr>
-            <w:color w:val="0000EE"/>
-            <w:u w:val="single"/>
-          </w:rPr>
-          <w:t>4Цар.25:22–26</w:t>
-        </w:r>
-      </w:hyperlink>
+      <w:r>
+        <w:rPr>
+          <w:lang w:val="ru_RU" w:bidi="ru_RU"/>
+        </w:rPr>
+        <w:t>4Цар.25:22–26</w:t>
+      </w:r>
       <w:r>
         <w:rPr>
           <w:lang w:val="ru_RU" w:bidi="ru_RU"/>
         </w:rPr>
         <w:t>). Второй добавочный рассказ описывает более позднее освобождение Иехонии в Вавилоне (</w:t>
       </w:r>
-      <w:hyperlink r:id="rId41">
-        <w:r>
-          <w:rPr>
-            <w:lang w:val="ru_RU" w:bidi="ru_RU"/>
-          </w:rPr>
-          <w:rPr>
-            <w:color w:val="0000EE"/>
-            <w:u w:val="single"/>
-          </w:rPr>
-          <w:t>25:27–30</w:t>
-        </w:r>
-      </w:hyperlink>
+      <w:r>
+        <w:rPr>
+          <w:lang w:val="ru_RU" w:bidi="ru_RU"/>
+        </w:rPr>
+        <w:t>25:27–30</w:t>
+      </w:r>
       <w:r>
         <w:rPr>
           <w:lang w:val="ru_RU" w:bidi="ru_RU"/>
@@ -932,18 +752,12 @@
         </w:rPr>
         <w:t xml:space="preserve">Четвёртая книга Царств является продолжением Третьей книги Царств. Она написана тем же автором, точная личность которого неизвестна. Этот автор был хорошо знаком с источниками, которые позволили ему составить подробную историю разделённой монархии Израиля, и он обладал проницательностью, позволяющей увидеть связь успехов и неудач с тем, как народ относился к завету Моисея. Близкое знакомство автора с поздней историей царства Иуды указывает на то, что он, возможно, жил в Иерусалиме или его окрестностях и, возможно, был свидетелем многих событий, приведших к падению города. Остается неизвестным, был ли он ещё жив, когда состоялось освобождение Иехонии (561 г. до н.э., </w:t>
       </w:r>
-      <w:hyperlink r:id="rId42">
-        <w:r>
-          <w:rPr>
-            <w:lang w:val="ru_RU" w:bidi="ru_RU"/>
-          </w:rPr>
-          <w:rPr>
-            <w:color w:val="0000EE"/>
-            <w:u w:val="single"/>
-          </w:rPr>
-          <w:t>25:25–30</w:t>
-        </w:r>
-      </w:hyperlink>
+      <w:r>
+        <w:rPr>
+          <w:lang w:val="ru_RU" w:bidi="ru_RU"/>
+        </w:rPr>
+        <w:t>25:25–30</w:t>
+      </w:r>
       <w:r>
         <w:rPr>
           <w:lang w:val="ru_RU" w:bidi="ru_RU"/>
@@ -1028,216 +842,144 @@
         </w:rPr>
         <w:t>Цари Израиля были неизменно злы. Они «ходили в грехах Иеровоама, сына Наватова, который ввел Израиля в грех» (</w:t>
       </w:r>
-      <w:hyperlink r:id="rId43">
-        <w:r>
-          <w:rPr>
-            <w:lang w:val="ru_RU" w:bidi="ru_RU"/>
-          </w:rPr>
-          <w:rPr>
-            <w:color w:val="0000EE"/>
-            <w:u w:val="single"/>
-          </w:rPr>
-          <w:t>13:2</w:t>
-        </w:r>
-      </w:hyperlink>
+      <w:r>
+        <w:rPr>
+          <w:lang w:val="ru_RU" w:bidi="ru_RU"/>
+        </w:rPr>
+        <w:t>13:2</w:t>
+      </w:r>
       <w:r>
         <w:rPr>
           <w:lang w:val="ru_RU" w:bidi="ru_RU"/>
         </w:rPr>
         <w:t xml:space="preserve">, </w:t>
       </w:r>
-      <w:hyperlink r:id="rId44">
-        <w:r>
-          <w:rPr>
-            <w:lang w:val="ru_RU" w:bidi="ru_RU"/>
-          </w:rPr>
-          <w:rPr>
-            <w:color w:val="0000EE"/>
-            <w:u w:val="single"/>
-          </w:rPr>
-          <w:t>11</w:t>
-        </w:r>
-      </w:hyperlink>
+      <w:r>
+        <w:rPr>
+          <w:lang w:val="ru_RU" w:bidi="ru_RU"/>
+        </w:rPr>
+        <w:t>11</w:t>
+      </w:r>
       <w:r>
         <w:rPr>
           <w:lang w:val="ru_RU" w:bidi="ru_RU"/>
         </w:rPr>
         <w:t xml:space="preserve">; </w:t>
       </w:r>
-      <w:hyperlink r:id="rId45">
-        <w:r>
-          <w:rPr>
-            <w:lang w:val="ru_RU" w:bidi="ru_RU"/>
-          </w:rPr>
-          <w:rPr>
-            <w:color w:val="0000EE"/>
-            <w:u w:val="single"/>
-          </w:rPr>
-          <w:t>14:24</w:t>
-        </w:r>
-      </w:hyperlink>
+      <w:r>
+        <w:rPr>
+          <w:lang w:val="ru_RU" w:bidi="ru_RU"/>
+        </w:rPr>
+        <w:t>14:24</w:t>
+      </w:r>
       <w:r>
         <w:rPr>
           <w:lang w:val="ru_RU" w:bidi="ru_RU"/>
         </w:rPr>
         <w:t xml:space="preserve">; </w:t>
       </w:r>
-      <w:hyperlink r:id="rId46">
-        <w:r>
-          <w:rPr>
-            <w:lang w:val="ru_RU" w:bidi="ru_RU"/>
-          </w:rPr>
-          <w:rPr>
-            <w:color w:val="0000EE"/>
-            <w:u w:val="single"/>
-          </w:rPr>
-          <w:t>15:9</w:t>
-        </w:r>
-      </w:hyperlink>
+      <w:r>
+        <w:rPr>
+          <w:lang w:val="ru_RU" w:bidi="ru_RU"/>
+        </w:rPr>
+        <w:t>15:9</w:t>
+      </w:r>
       <w:r>
         <w:rPr>
           <w:lang w:val="ru_RU" w:bidi="ru_RU"/>
         </w:rPr>
         <w:t xml:space="preserve">; </w:t>
       </w:r>
-      <w:hyperlink r:id="rId47">
-        <w:r>
-          <w:rPr>
-            <w:lang w:val="ru_RU" w:bidi="ru_RU"/>
-          </w:rPr>
-          <w:rPr>
-            <w:color w:val="0000EE"/>
-            <w:u w:val="single"/>
-          </w:rPr>
-          <w:t>17:2</w:t>
-        </w:r>
-      </w:hyperlink>
+      <w:r>
+        <w:rPr>
+          <w:lang w:val="ru_RU" w:bidi="ru_RU"/>
+        </w:rPr>
+        <w:t>17:2</w:t>
+      </w:r>
       <w:r>
         <w:rPr>
           <w:lang w:val="ru_RU" w:bidi="ru_RU"/>
         </w:rPr>
         <w:t xml:space="preserve">). Многие цари Иуды получают подобное порицание (см., например, </w:t>
       </w:r>
-      <w:hyperlink r:id="rId48">
-        <w:r>
-          <w:rPr>
-            <w:lang w:val="ru_RU" w:bidi="ru_RU"/>
-          </w:rPr>
-          <w:rPr>
-            <w:color w:val="0000EE"/>
-            <w:u w:val="single"/>
-          </w:rPr>
-          <w:t>8:18</w:t>
-        </w:r>
-      </w:hyperlink>
+      <w:r>
+        <w:rPr>
+          <w:lang w:val="ru_RU" w:bidi="ru_RU"/>
+        </w:rPr>
+        <w:t>8:18</w:t>
+      </w:r>
       <w:r>
         <w:rPr>
           <w:lang w:val="ru_RU" w:bidi="ru_RU"/>
         </w:rPr>
         <w:t>). В частности Манассия осуждается за своё безудержное идолопоклонство и отступничество (</w:t>
       </w:r>
-      <w:hyperlink r:id="rId49">
-        <w:r>
-          <w:rPr>
-            <w:lang w:val="ru_RU" w:bidi="ru_RU"/>
-          </w:rPr>
-          <w:rPr>
-            <w:color w:val="0000EE"/>
-            <w:u w:val="single"/>
-          </w:rPr>
-          <w:t>21:2–9</w:t>
-        </w:r>
-      </w:hyperlink>
+      <w:r>
+        <w:rPr>
+          <w:lang w:val="ru_RU" w:bidi="ru_RU"/>
+        </w:rPr>
+        <w:t>21:2–9</w:t>
+      </w:r>
       <w:r>
         <w:rPr>
           <w:lang w:val="ru_RU" w:bidi="ru_RU"/>
         </w:rPr>
         <w:t>), и его примеру следуют несколько царей после него (</w:t>
       </w:r>
-      <w:hyperlink r:id="rId50">
-        <w:r>
-          <w:rPr>
-            <w:lang w:val="ru_RU" w:bidi="ru_RU"/>
-          </w:rPr>
-          <w:rPr>
-            <w:color w:val="0000EE"/>
-            <w:u w:val="single"/>
-          </w:rPr>
-          <w:t>21:20</w:t>
-        </w:r>
-      </w:hyperlink>
+      <w:r>
+        <w:rPr>
+          <w:lang w:val="ru_RU" w:bidi="ru_RU"/>
+        </w:rPr>
+        <w:t>21:20</w:t>
+      </w:r>
       <w:r>
         <w:rPr>
           <w:lang w:val="ru_RU" w:bidi="ru_RU"/>
         </w:rPr>
         <w:t xml:space="preserve">; </w:t>
       </w:r>
-      <w:hyperlink r:id="rId51">
-        <w:r>
-          <w:rPr>
-            <w:lang w:val="ru_RU" w:bidi="ru_RU"/>
-          </w:rPr>
-          <w:rPr>
-            <w:color w:val="0000EE"/>
-            <w:u w:val="single"/>
-          </w:rPr>
-          <w:t>23:32</w:t>
-        </w:r>
-      </w:hyperlink>
+      <w:r>
+        <w:rPr>
+          <w:lang w:val="ru_RU" w:bidi="ru_RU"/>
+        </w:rPr>
+        <w:t>23:32</w:t>
+      </w:r>
       <w:r>
         <w:rPr>
           <w:lang w:val="ru_RU" w:bidi="ru_RU"/>
         </w:rPr>
         <w:t xml:space="preserve">, </w:t>
       </w:r>
-      <w:hyperlink r:id="rId52">
-        <w:r>
-          <w:rPr>
-            <w:lang w:val="ru_RU" w:bidi="ru_RU"/>
-          </w:rPr>
-          <w:rPr>
-            <w:color w:val="0000EE"/>
-            <w:u w:val="single"/>
-          </w:rPr>
-          <w:t>37</w:t>
-        </w:r>
-      </w:hyperlink>
+      <w:r>
+        <w:rPr>
+          <w:lang w:val="ru_RU" w:bidi="ru_RU"/>
+        </w:rPr>
+        <w:t>37</w:t>
+      </w:r>
       <w:r>
         <w:rPr>
           <w:lang w:val="ru_RU" w:bidi="ru_RU"/>
         </w:rPr>
         <w:t xml:space="preserve">; </w:t>
       </w:r>
-      <w:hyperlink r:id="rId53">
-        <w:r>
-          <w:rPr>
-            <w:lang w:val="ru_RU" w:bidi="ru_RU"/>
-          </w:rPr>
-          <w:rPr>
-            <w:color w:val="0000EE"/>
-            <w:u w:val="single"/>
-          </w:rPr>
-          <w:t>24:9</w:t>
-        </w:r>
-      </w:hyperlink>
+      <w:r>
+        <w:rPr>
+          <w:lang w:val="ru_RU" w:bidi="ru_RU"/>
+        </w:rPr>
+        <w:t>24:9</w:t>
+      </w:r>
       <w:r>
         <w:rPr>
           <w:lang w:val="ru_RU" w:bidi="ru_RU"/>
         </w:rPr>
         <w:t xml:space="preserve">, </w:t>
       </w:r>
-      <w:hyperlink r:id="rId54">
-        <w:r>
-          <w:rPr>
-            <w:lang w:val="ru_RU" w:bidi="ru_RU"/>
-          </w:rPr>
-          <w:rPr>
-            <w:color w:val="0000EE"/>
-            <w:u w:val="single"/>
-          </w:rPr>
-          <w:t>19</w:t>
-        </w:r>
-      </w:hyperlink>
+      <w:r>
+        <w:rPr>
+          <w:lang w:val="ru_RU" w:bidi="ru_RU"/>
+        </w:rPr>
+        <w:t>19</w:t>
+      </w:r>
       <w:r>
         <w:rPr>
           <w:lang w:val="ru_RU" w:bidi="ru_RU"/>
@@ -1258,288 +1000,192 @@
         </w:rPr>
         <w:t>Однако несколько царей Иуды получили высокую оценку за то, что делали «угодное в очах Господних» (</w:t>
       </w:r>
-      <w:hyperlink r:id="rId55">
-        <w:r>
-          <w:rPr>
-            <w:lang w:val="ru_RU" w:bidi="ru_RU"/>
-          </w:rPr>
-          <w:rPr>
-            <w:color w:val="0000EE"/>
-            <w:u w:val="single"/>
-          </w:rPr>
-          <w:t>12:2</w:t>
-        </w:r>
-      </w:hyperlink>
+      <w:r>
+        <w:rPr>
+          <w:lang w:val="ru_RU" w:bidi="ru_RU"/>
+        </w:rPr>
+        <w:t>12:2</w:t>
+      </w:r>
       <w:r>
         <w:rPr>
           <w:lang w:val="ru_RU" w:bidi="ru_RU"/>
         </w:rPr>
         <w:t xml:space="preserve">; </w:t>
       </w:r>
-      <w:hyperlink r:id="rId56">
-        <w:r>
-          <w:rPr>
-            <w:lang w:val="ru_RU" w:bidi="ru_RU"/>
-          </w:rPr>
-          <w:rPr>
-            <w:color w:val="0000EE"/>
-            <w:u w:val="single"/>
-          </w:rPr>
-          <w:t>14:3</w:t>
-        </w:r>
-      </w:hyperlink>
+      <w:r>
+        <w:rPr>
+          <w:lang w:val="ru_RU" w:bidi="ru_RU"/>
+        </w:rPr>
+        <w:t>14:3</w:t>
+      </w:r>
       <w:r>
         <w:rPr>
           <w:lang w:val="ru_RU" w:bidi="ru_RU"/>
         </w:rPr>
         <w:t xml:space="preserve">; </w:t>
       </w:r>
-      <w:hyperlink r:id="rId57">
-        <w:r>
-          <w:rPr>
-            <w:lang w:val="ru_RU" w:bidi="ru_RU"/>
-          </w:rPr>
-          <w:rPr>
-            <w:color w:val="0000EE"/>
-            <w:u w:val="single"/>
-          </w:rPr>
-          <w:t>15:3</w:t>
-        </w:r>
-      </w:hyperlink>
+      <w:r>
+        <w:rPr>
+          <w:lang w:val="ru_RU" w:bidi="ru_RU"/>
+        </w:rPr>
+        <w:t>15:3</w:t>
+      </w:r>
       <w:r>
         <w:rPr>
           <w:lang w:val="ru_RU" w:bidi="ru_RU"/>
         </w:rPr>
         <w:t xml:space="preserve">, </w:t>
       </w:r>
-      <w:hyperlink r:id="rId58">
-        <w:r>
-          <w:rPr>
-            <w:lang w:val="ru_RU" w:bidi="ru_RU"/>
-          </w:rPr>
-          <w:rPr>
-            <w:color w:val="0000EE"/>
-            <w:u w:val="single"/>
-          </w:rPr>
-          <w:t>34</w:t>
-        </w:r>
-      </w:hyperlink>
+      <w:r>
+        <w:rPr>
+          <w:lang w:val="ru_RU" w:bidi="ru_RU"/>
+        </w:rPr>
+        <w:t>34</w:t>
+      </w:r>
       <w:r>
         <w:rPr>
           <w:lang w:val="ru_RU" w:bidi="ru_RU"/>
         </w:rPr>
         <w:t xml:space="preserve">; </w:t>
       </w:r>
-      <w:hyperlink r:id="rId59">
-        <w:r>
-          <w:rPr>
-            <w:lang w:val="ru_RU" w:bidi="ru_RU"/>
-          </w:rPr>
-          <w:rPr>
-            <w:color w:val="0000EE"/>
-            <w:u w:val="single"/>
-          </w:rPr>
-          <w:t>18:3</w:t>
-        </w:r>
-      </w:hyperlink>
+      <w:r>
+        <w:rPr>
+          <w:lang w:val="ru_RU" w:bidi="ru_RU"/>
+        </w:rPr>
+        <w:t>18:3</w:t>
+      </w:r>
       <w:r>
         <w:rPr>
           <w:lang w:val="ru_RU" w:bidi="ru_RU"/>
         </w:rPr>
         <w:t xml:space="preserve">; </w:t>
       </w:r>
-      <w:hyperlink r:id="rId60">
-        <w:r>
-          <w:rPr>
-            <w:lang w:val="ru_RU" w:bidi="ru_RU"/>
-          </w:rPr>
-          <w:rPr>
-            <w:color w:val="0000EE"/>
-            <w:u w:val="single"/>
-          </w:rPr>
-          <w:t>22:2</w:t>
-        </w:r>
-      </w:hyperlink>
+      <w:r>
+        <w:rPr>
+          <w:lang w:val="ru_RU" w:bidi="ru_RU"/>
+        </w:rPr>
+        <w:t>22:2</w:t>
+      </w:r>
       <w:r>
         <w:rPr>
           <w:lang w:val="ru_RU" w:bidi="ru_RU"/>
         </w:rPr>
         <w:t>). Такие цари заботились о содержании и ремонте Храма (</w:t>
       </w:r>
-      <w:hyperlink r:id="rId61">
-        <w:r>
-          <w:rPr>
-            <w:lang w:val="ru_RU" w:bidi="ru_RU"/>
-          </w:rPr>
-          <w:rPr>
-            <w:color w:val="0000EE"/>
-            <w:u w:val="single"/>
-          </w:rPr>
-          <w:t>12:6–16</w:t>
-        </w:r>
-      </w:hyperlink>
+      <w:r>
+        <w:rPr>
+          <w:lang w:val="ru_RU" w:bidi="ru_RU"/>
+        </w:rPr>
+        <w:t>12:6–16</w:t>
+      </w:r>
       <w:r>
         <w:rPr>
           <w:lang w:val="ru_RU" w:bidi="ru_RU"/>
         </w:rPr>
         <w:t xml:space="preserve">; </w:t>
       </w:r>
-      <w:hyperlink r:id="rId62">
-        <w:r>
-          <w:rPr>
-            <w:lang w:val="ru_RU" w:bidi="ru_RU"/>
-          </w:rPr>
-          <w:rPr>
-            <w:color w:val="0000EE"/>
-            <w:u w:val="single"/>
-          </w:rPr>
-          <w:t>22:3–7</w:t>
-        </w:r>
-      </w:hyperlink>
+      <w:r>
+        <w:rPr>
+          <w:lang w:val="ru_RU" w:bidi="ru_RU"/>
+        </w:rPr>
+        <w:t>22:3–7</w:t>
+      </w:r>
       <w:r>
         <w:rPr>
           <w:lang w:val="ru_RU" w:bidi="ru_RU"/>
         </w:rPr>
         <w:t>) и о послушании Божьему слову (</w:t>
       </w:r>
-      <w:hyperlink r:id="rId63">
-        <w:r>
-          <w:rPr>
-            <w:lang w:val="ru_RU" w:bidi="ru_RU"/>
-          </w:rPr>
-          <w:rPr>
-            <w:color w:val="0000EE"/>
-            <w:u w:val="single"/>
-          </w:rPr>
-          <w:t>18:6</w:t>
-        </w:r>
-      </w:hyperlink>
+      <w:r>
+        <w:rPr>
+          <w:lang w:val="ru_RU" w:bidi="ru_RU"/>
+        </w:rPr>
+        <w:t>18:6</w:t>
+      </w:r>
       <w:r>
         <w:rPr>
           <w:lang w:val="ru_RU" w:bidi="ru_RU"/>
         </w:rPr>
         <w:t xml:space="preserve">; </w:t>
       </w:r>
-      <w:hyperlink r:id="rId64">
-        <w:r>
-          <w:rPr>
-            <w:lang w:val="ru_RU" w:bidi="ru_RU"/>
-          </w:rPr>
-          <w:rPr>
-            <w:color w:val="0000EE"/>
-            <w:u w:val="single"/>
-          </w:rPr>
-          <w:t>22:8–13</w:t>
-        </w:r>
-      </w:hyperlink>
+      <w:r>
+        <w:rPr>
+          <w:lang w:val="ru_RU" w:bidi="ru_RU"/>
+        </w:rPr>
+        <w:t>22:8–13</w:t>
+      </w:r>
       <w:r>
         <w:rPr>
           <w:lang w:val="ru_RU" w:bidi="ru_RU"/>
         </w:rPr>
         <w:t xml:space="preserve">; </w:t>
       </w:r>
-      <w:hyperlink r:id="rId65">
-        <w:r>
-          <w:rPr>
-            <w:lang w:val="ru_RU" w:bidi="ru_RU"/>
-          </w:rPr>
-          <w:rPr>
-            <w:color w:val="0000EE"/>
-            <w:u w:val="single"/>
-          </w:rPr>
-          <w:t>23:1–3</w:t>
-        </w:r>
-      </w:hyperlink>
+      <w:r>
+        <w:rPr>
+          <w:lang w:val="ru_RU" w:bidi="ru_RU"/>
+        </w:rPr>
+        <w:t>23:1–3</w:t>
+      </w:r>
       <w:r>
         <w:rPr>
           <w:lang w:val="ru_RU" w:bidi="ru_RU"/>
         </w:rPr>
         <w:t>). Езекия и Иосия получают особую похвалу: Езекия за его доверие Господу и почитание слова Божьего (</w:t>
       </w:r>
-      <w:hyperlink r:id="rId31">
-        <w:r>
-          <w:rPr>
-            <w:lang w:val="ru_RU" w:bidi="ru_RU"/>
-          </w:rPr>
-          <w:rPr>
-            <w:color w:val="0000EE"/>
-            <w:u w:val="single"/>
-          </w:rPr>
-          <w:t>18:5–6</w:t>
-        </w:r>
-      </w:hyperlink>
+      <w:r>
+        <w:rPr>
+          <w:lang w:val="ru_RU" w:bidi="ru_RU"/>
+        </w:rPr>
+        <w:t>18:5–6</w:t>
+      </w:r>
       <w:r>
         <w:rPr>
           <w:lang w:val="ru_RU" w:bidi="ru_RU"/>
         </w:rPr>
         <w:t>), а Иосия за его высокое уважение к закону Моисея (</w:t>
       </w:r>
-      <w:hyperlink r:id="rId66">
-        <w:r>
-          <w:rPr>
-            <w:lang w:val="ru_RU" w:bidi="ru_RU"/>
-          </w:rPr>
-          <w:rPr>
-            <w:color w:val="0000EE"/>
-            <w:u w:val="single"/>
-          </w:rPr>
-          <w:t>23:25</w:t>
-        </w:r>
-      </w:hyperlink>
+      <w:r>
+        <w:rPr>
+          <w:lang w:val="ru_RU" w:bidi="ru_RU"/>
+        </w:rPr>
+        <w:t>23:25</w:t>
+      </w:r>
       <w:r>
         <w:rPr>
           <w:lang w:val="ru_RU" w:bidi="ru_RU"/>
         </w:rPr>
         <w:t xml:space="preserve">). Вывод из этих рассказов очевиден. Божий народ должен жить в согласии с высокими стандартами Божьего слова, чтобы делать «угодное в Божьих очах» (см. </w:t>
       </w:r>
-      <w:hyperlink r:id="rId67">
-        <w:r>
-          <w:rPr>
-            <w:lang w:val="ru_RU" w:bidi="ru_RU"/>
-          </w:rPr>
-          <w:rPr>
-            <w:color w:val="0000EE"/>
-            <w:u w:val="single"/>
-          </w:rPr>
-          <w:t>Пс.118:9–11</w:t>
-        </w:r>
-      </w:hyperlink>
+      <w:r>
+        <w:rPr>
+          <w:lang w:val="ru_RU" w:bidi="ru_RU"/>
+        </w:rPr>
+        <w:t>Пс.118:9–11</w:t>
+      </w:r>
       <w:r>
         <w:rPr>
           <w:lang w:val="ru_RU" w:bidi="ru_RU"/>
         </w:rPr>
         <w:t xml:space="preserve">, </w:t>
       </w:r>
-      <w:hyperlink r:id="rId68">
-        <w:r>
-          <w:rPr>
-            <w:lang w:val="ru_RU" w:bidi="ru_RU"/>
-          </w:rPr>
-          <w:rPr>
-            <w:color w:val="0000EE"/>
-            <w:u w:val="single"/>
-          </w:rPr>
-          <w:t>111</w:t>
-        </w:r>
-      </w:hyperlink>
+      <w:r>
+        <w:rPr>
+          <w:lang w:val="ru_RU" w:bidi="ru_RU"/>
+        </w:rPr>
+        <w:t>111</w:t>
+      </w:r>
       <w:r>
         <w:rPr>
           <w:lang w:val="ru_RU" w:bidi="ru_RU"/>
         </w:rPr>
         <w:t xml:space="preserve">; </w:t>
       </w:r>
-      <w:hyperlink r:id="rId69">
-        <w:r>
-          <w:rPr>
-            <w:lang w:val="ru_RU" w:bidi="ru_RU"/>
-          </w:rPr>
-          <w:rPr>
-            <w:color w:val="0000EE"/>
-            <w:u w:val="single"/>
-          </w:rPr>
-          <w:t>2Тим.3:16–17</w:t>
-        </w:r>
-      </w:hyperlink>
+      <w:r>
+        <w:rPr>
+          <w:lang w:val="ru_RU" w:bidi="ru_RU"/>
+        </w:rPr>
+        <w:t>2Тим.3:16–17</w:t>
+      </w:r>
       <w:r>
         <w:rPr>
           <w:lang w:val="ru_RU" w:bidi="ru_RU"/>
@@ -1560,180 +1206,120 @@
         </w:rPr>
         <w:t>Особое внимание уделяется последним дням великого пророка Илии (</w:t>
       </w:r>
-      <w:hyperlink r:id="rId70">
-        <w:r>
-          <w:rPr>
-            <w:lang w:val="ru_RU" w:bidi="ru_RU"/>
-          </w:rPr>
-          <w:rPr>
-            <w:color w:val="0000EE"/>
-            <w:u w:val="single"/>
-          </w:rPr>
-          <w:t>1:3–17</w:t>
-        </w:r>
-      </w:hyperlink>
+      <w:r>
+        <w:rPr>
+          <w:lang w:val="ru_RU" w:bidi="ru_RU"/>
+        </w:rPr>
+        <w:t>1:3–17</w:t>
+      </w:r>
       <w:r>
         <w:rPr>
           <w:lang w:val="ru_RU" w:bidi="ru_RU"/>
         </w:rPr>
         <w:t xml:space="preserve">; </w:t>
       </w:r>
-      <w:hyperlink r:id="rId71">
-        <w:r>
-          <w:rPr>
-            <w:lang w:val="ru_RU" w:bidi="ru_RU"/>
-          </w:rPr>
-          <w:rPr>
-            <w:color w:val="0000EE"/>
-            <w:u w:val="single"/>
-          </w:rPr>
-          <w:t>2:1–11</w:t>
-        </w:r>
-      </w:hyperlink>
+      <w:r>
+        <w:rPr>
+          <w:lang w:val="ru_RU" w:bidi="ru_RU"/>
+        </w:rPr>
+        <w:t>2:1–11</w:t>
+      </w:r>
       <w:r>
         <w:rPr>
           <w:lang w:val="ru_RU" w:bidi="ru_RU"/>
         </w:rPr>
         <w:t>) и впечатляющему служению Елисея (</w:t>
       </w:r>
-      <w:hyperlink r:id="rId72">
-        <w:r>
-          <w:rPr>
-            <w:lang w:val="ru_RU" w:bidi="ru_RU"/>
-          </w:rPr>
-          <w:rPr>
-            <w:color w:val="0000EE"/>
-            <w:u w:val="single"/>
-          </w:rPr>
-          <w:t>2:12–25</w:t>
-        </w:r>
-      </w:hyperlink>
+      <w:r>
+        <w:rPr>
+          <w:lang w:val="ru_RU" w:bidi="ru_RU"/>
+        </w:rPr>
+        <w:t>2:12–25</w:t>
+      </w:r>
       <w:r>
         <w:rPr>
           <w:lang w:val="ru_RU" w:bidi="ru_RU"/>
         </w:rPr>
         <w:t xml:space="preserve">; </w:t>
       </w:r>
-      <w:hyperlink r:id="rId73">
-        <w:r>
-          <w:rPr>
-            <w:lang w:val="ru_RU" w:bidi="ru_RU"/>
-          </w:rPr>
-          <w:rPr>
-            <w:color w:val="0000EE"/>
-            <w:u w:val="single"/>
-          </w:rPr>
-          <w:t>3:11–19</w:t>
-        </w:r>
-      </w:hyperlink>
+      <w:r>
+        <w:rPr>
+          <w:lang w:val="ru_RU" w:bidi="ru_RU"/>
+        </w:rPr>
+        <w:t>3:11–19</w:t>
+      </w:r>
       <w:r>
         <w:rPr>
           <w:lang w:val="ru_RU" w:bidi="ru_RU"/>
         </w:rPr>
         <w:t xml:space="preserve">; </w:t>
       </w:r>
-      <w:hyperlink r:id="rId74">
-        <w:r>
-          <w:rPr>
-            <w:lang w:val="ru_RU" w:bidi="ru_RU"/>
-          </w:rPr>
-          <w:rPr>
-            <w:color w:val="0000EE"/>
-            <w:u w:val="single"/>
-          </w:rPr>
-          <w:t>4:1–7:2</w:t>
-        </w:r>
-      </w:hyperlink>
+      <w:r>
+        <w:rPr>
+          <w:lang w:val="ru_RU" w:bidi="ru_RU"/>
+        </w:rPr>
+        <w:t>4:1–7:2</w:t>
+      </w:r>
       <w:r>
         <w:rPr>
           <w:lang w:val="ru_RU" w:bidi="ru_RU"/>
         </w:rPr>
         <w:t xml:space="preserve">; </w:t>
       </w:r>
-      <w:hyperlink r:id="rId75">
-        <w:r>
-          <w:rPr>
-            <w:lang w:val="ru_RU" w:bidi="ru_RU"/>
-          </w:rPr>
-          <w:rPr>
-            <w:color w:val="0000EE"/>
-            <w:u w:val="single"/>
-          </w:rPr>
-          <w:t>8:1–2</w:t>
-        </w:r>
-      </w:hyperlink>
+      <w:r>
+        <w:rPr>
+          <w:lang w:val="ru_RU" w:bidi="ru_RU"/>
+        </w:rPr>
+        <w:t>8:1–2</w:t>
+      </w:r>
       <w:r>
         <w:rPr>
           <w:lang w:val="ru_RU" w:bidi="ru_RU"/>
         </w:rPr>
         <w:t>), что подчеркивает необходимость провозглашения Божьих слов другим людям (</w:t>
       </w:r>
-      <w:hyperlink r:id="rId76">
-        <w:r>
-          <w:rPr>
-            <w:lang w:val="ru_RU" w:bidi="ru_RU"/>
-          </w:rPr>
-          <w:rPr>
-            <w:color w:val="0000EE"/>
-            <w:u w:val="single"/>
-          </w:rPr>
-          <w:t>Деян.20:18–21</w:t>
-        </w:r>
-      </w:hyperlink>
+      <w:r>
+        <w:rPr>
+          <w:lang w:val="ru_RU" w:bidi="ru_RU"/>
+        </w:rPr>
+        <w:t>Деян.20:18–21</w:t>
+      </w:r>
       <w:r>
         <w:rPr>
           <w:lang w:val="ru_RU" w:bidi="ru_RU"/>
         </w:rPr>
         <w:t xml:space="preserve">; </w:t>
       </w:r>
-      <w:hyperlink r:id="rId77">
-        <w:r>
-          <w:rPr>
-            <w:lang w:val="ru_RU" w:bidi="ru_RU"/>
-          </w:rPr>
-          <w:rPr>
-            <w:color w:val="0000EE"/>
-            <w:u w:val="single"/>
-          </w:rPr>
-          <w:t>2Тим.2:15</w:t>
-        </w:r>
-      </w:hyperlink>
+      <w:r>
+        <w:rPr>
+          <w:lang w:val="ru_RU" w:bidi="ru_RU"/>
+        </w:rPr>
+        <w:t>2Тим.2:15</w:t>
+      </w:r>
       <w:r>
         <w:rPr>
           <w:lang w:val="ru_RU" w:bidi="ru_RU"/>
         </w:rPr>
         <w:t xml:space="preserve">; </w:t>
       </w:r>
-      <w:hyperlink r:id="rId78">
-        <w:r>
-          <w:rPr>
-            <w:lang w:val="ru_RU" w:bidi="ru_RU"/>
-          </w:rPr>
-          <w:rPr>
-            <w:color w:val="0000EE"/>
-            <w:u w:val="single"/>
-          </w:rPr>
-          <w:t>4:2</w:t>
-        </w:r>
-      </w:hyperlink>
+      <w:r>
+        <w:rPr>
+          <w:lang w:val="ru_RU" w:bidi="ru_RU"/>
+        </w:rPr>
+        <w:t>4:2</w:t>
+      </w:r>
       <w:r>
         <w:rPr>
           <w:lang w:val="ru_RU" w:bidi="ru_RU"/>
         </w:rPr>
         <w:t>), чтобы и они могли войти в заветные отношения с Господом (</w:t>
       </w:r>
-      <w:hyperlink r:id="rId79">
-        <w:r>
-          <w:rPr>
-            <w:lang w:val="ru_RU" w:bidi="ru_RU"/>
-          </w:rPr>
-          <w:rPr>
-            <w:color w:val="0000EE"/>
-            <w:u w:val="single"/>
-          </w:rPr>
-          <w:t>2Кор.3:4–6</w:t>
-        </w:r>
-      </w:hyperlink>
+      <w:r>
+        <w:rPr>
+          <w:lang w:val="ru_RU" w:bidi="ru_RU"/>
+        </w:rPr>
+        <w:t>2Кор.3:4–6</w:t>
+      </w:r>
       <w:r>
         <w:rPr>
           <w:lang w:val="ru_RU" w:bidi="ru_RU"/>
@@ -1754,126 +1340,84 @@
         </w:rPr>
         <w:t>Наконец, неудачи даже добрых царей напоминают Божьему народу о необходимости непоколебимо хранить верность Господу и служить Ему. Тогда жизнь людей может быть наполнена добром (</w:t>
       </w:r>
-      <w:hyperlink r:id="rId80">
-        <w:r>
-          <w:rPr>
-            <w:lang w:val="ru_RU" w:bidi="ru_RU"/>
-          </w:rPr>
-          <w:rPr>
-            <w:color w:val="0000EE"/>
-            <w:u w:val="single"/>
-          </w:rPr>
-          <w:t>Пс.84:11</w:t>
-        </w:r>
-      </w:hyperlink>
+      <w:r>
+        <w:rPr>
+          <w:lang w:val="ru_RU" w:bidi="ru_RU"/>
+        </w:rPr>
+        <w:t>Пс.84:11</w:t>
+      </w:r>
       <w:r>
         <w:rPr>
           <w:lang w:val="ru_RU" w:bidi="ru_RU"/>
         </w:rPr>
         <w:t xml:space="preserve">; </w:t>
       </w:r>
-      <w:hyperlink r:id="rId81">
-        <w:r>
-          <w:rPr>
-            <w:lang w:val="ru_RU" w:bidi="ru_RU"/>
-          </w:rPr>
-          <w:rPr>
-            <w:color w:val="0000EE"/>
-            <w:u w:val="single"/>
-          </w:rPr>
-          <w:t>Рим.14:7–8</w:t>
-        </w:r>
-      </w:hyperlink>
+      <w:r>
+        <w:rPr>
+          <w:lang w:val="ru_RU" w:bidi="ru_RU"/>
+        </w:rPr>
+        <w:t>Рим.14:7–8</w:t>
+      </w:r>
       <w:r>
         <w:rPr>
           <w:lang w:val="ru_RU" w:bidi="ru_RU"/>
         </w:rPr>
         <w:t>), и когда они предстанут перед Богом на суд (</w:t>
       </w:r>
-      <w:hyperlink r:id="rId82">
-        <w:r>
-          <w:rPr>
-            <w:lang w:val="ru_RU" w:bidi="ru_RU"/>
-          </w:rPr>
-          <w:rPr>
-            <w:color w:val="0000EE"/>
-            <w:u w:val="single"/>
-          </w:rPr>
-          <w:t>Рим.14:10–11</w:t>
-        </w:r>
-      </w:hyperlink>
+      <w:r>
+        <w:rPr>
+          <w:lang w:val="ru_RU" w:bidi="ru_RU"/>
+        </w:rPr>
+        <w:t>Рим.14:10–11</w:t>
+      </w:r>
       <w:r>
         <w:rPr>
           <w:lang w:val="ru_RU" w:bidi="ru_RU"/>
         </w:rPr>
         <w:t xml:space="preserve">; </w:t>
       </w:r>
-      <w:hyperlink r:id="rId83">
-        <w:r>
-          <w:rPr>
-            <w:lang w:val="ru_RU" w:bidi="ru_RU"/>
-          </w:rPr>
-          <w:rPr>
-            <w:color w:val="0000EE"/>
-            <w:u w:val="single"/>
-          </w:rPr>
-          <w:t>2Кор.5:10</w:t>
-        </w:r>
-      </w:hyperlink>
+      <w:r>
+        <w:rPr>
+          <w:lang w:val="ru_RU" w:bidi="ru_RU"/>
+        </w:rPr>
+        <w:t>2Кор.5:10</w:t>
+      </w:r>
       <w:r>
         <w:rPr>
           <w:lang w:val="ru_RU" w:bidi="ru_RU"/>
         </w:rPr>
         <w:t>), Он вознаградит и прославит их (</w:t>
       </w:r>
-      <w:hyperlink r:id="rId84">
-        <w:r>
-          <w:rPr>
-            <w:lang w:val="ru_RU" w:bidi="ru_RU"/>
-          </w:rPr>
-          <w:rPr>
-            <w:color w:val="0000EE"/>
-            <w:u w:val="single"/>
-          </w:rPr>
-          <w:t>2Тим.4:7–8</w:t>
-        </w:r>
-      </w:hyperlink>
+      <w:r>
+        <w:rPr>
+          <w:lang w:val="ru_RU" w:bidi="ru_RU"/>
+        </w:rPr>
+        <w:t>2Тим.4:7–8</w:t>
+      </w:r>
       <w:r>
         <w:rPr>
           <w:lang w:val="ru_RU" w:bidi="ru_RU"/>
         </w:rPr>
         <w:t xml:space="preserve">; </w:t>
       </w:r>
-      <w:hyperlink r:id="rId85">
-        <w:r>
-          <w:rPr>
-            <w:lang w:val="ru_RU" w:bidi="ru_RU"/>
-          </w:rPr>
-          <w:rPr>
-            <w:color w:val="0000EE"/>
-            <w:u w:val="single"/>
-          </w:rPr>
-          <w:t>Откр.2:10</w:t>
-        </w:r>
-      </w:hyperlink>
+      <w:r>
+        <w:rPr>
+          <w:lang w:val="ru_RU" w:bidi="ru_RU"/>
+        </w:rPr>
+        <w:t>Откр.2:10</w:t>
+      </w:r>
       <w:r>
         <w:rPr>
           <w:lang w:val="ru_RU" w:bidi="ru_RU"/>
         </w:rPr>
         <w:t xml:space="preserve">; см. </w:t>
       </w:r>
-      <w:hyperlink r:id="rId86">
-        <w:r>
-          <w:rPr>
-            <w:lang w:val="ru_RU" w:bidi="ru_RU"/>
-          </w:rPr>
-          <w:rPr>
-            <w:color w:val="0000EE"/>
-            <w:u w:val="single"/>
-          </w:rPr>
-          <w:t>Мф.25:23</w:t>
-        </w:r>
-      </w:hyperlink>
+      <w:r>
+        <w:rPr>
+          <w:lang w:val="ru_RU" w:bidi="ru_RU"/>
+        </w:rPr>
+        <w:t>Мф.25:23</w:t>
+      </w:r>
       <w:r>
         <w:rPr>
           <w:lang w:val="ru_RU" w:bidi="ru_RU"/>
